--- a/Exc3/ADR.docx
+++ b/Exc3/ADR.docx
@@ -112,7 +112,7 @@
     <w:tbl>
       <w:tblPr>
         <w:tblStyle w:val="TableNormal"/>
-        <w:tblW w:w="9326" w:type="dxa"/>
+        <w:tblW w:w="9306" w:type="dxa"/>
         <w:tblCellMar>
           <w:top w:w="15" w:type="dxa"/>
           <w:left w:w="15" w:type="dxa"/>
@@ -121,14 +121,14 @@
         </w:tblCellMar>
       </w:tblPr>
       <w:tblGrid>
-        <w:gridCol w:w="696"/>
-        <w:gridCol w:w="2059"/>
+        <w:gridCol w:w="694"/>
+        <w:gridCol w:w="2057"/>
         <w:gridCol w:w="1777"/>
-        <w:gridCol w:w="4794"/>
+        <w:gridCol w:w="4778"/>
       </w:tblGrid>
       <w:tr>
         <w:tblPrEx>
-          <w:tblW w:w="9326" w:type="dxa"/>
+          <w:tblW w:w="9306" w:type="dxa"/>
           <w:tblCellMar>
             <w:top w:w="15" w:type="dxa"/>
             <w:left w:w="15" w:type="dxa"/>
@@ -150,9 +150,9 @@
             </w:tcBorders>
             <w:noWrap w:val="0"/>
             <w:tcMar>
-              <w:top w:w="90" w:type="dxa"/>
-              <w:left w:w="100" w:type="dxa"/>
-              <w:bottom w:w="90" w:type="dxa"/>
+              <w:top w:w="80" w:type="dxa"/>
+              <w:left w:w="100" w:type="dxa"/>
+              <w:bottom w:w="80" w:type="dxa"/>
               <w:right w:w="100" w:type="dxa"/>
             </w:tcMar>
             <w:vAlign w:val="top"/>
@@ -195,9 +195,9 @@
             </w:tcBorders>
             <w:noWrap w:val="0"/>
             <w:tcMar>
-              <w:top w:w="90" w:type="dxa"/>
-              <w:left w:w="100" w:type="dxa"/>
-              <w:bottom w:w="90" w:type="dxa"/>
+              <w:top w:w="80" w:type="dxa"/>
+              <w:left w:w="100" w:type="dxa"/>
+              <w:bottom w:w="80" w:type="dxa"/>
               <w:right w:w="100" w:type="dxa"/>
             </w:tcMar>
             <w:vAlign w:val="top"/>
@@ -239,9 +239,9 @@
             </w:tcBorders>
             <w:noWrap w:val="0"/>
             <w:tcMar>
-              <w:top w:w="90" w:type="dxa"/>
-              <w:left w:w="100" w:type="dxa"/>
-              <w:bottom w:w="90" w:type="dxa"/>
+              <w:top w:w="80" w:type="dxa"/>
+              <w:left w:w="100" w:type="dxa"/>
+              <w:bottom w:w="80" w:type="dxa"/>
               <w:right w:w="100" w:type="dxa"/>
             </w:tcMar>
             <w:vAlign w:val="top"/>
@@ -283,9 +283,9 @@
             </w:tcBorders>
             <w:noWrap w:val="0"/>
             <w:tcMar>
-              <w:top w:w="90" w:type="dxa"/>
-              <w:left w:w="100" w:type="dxa"/>
-              <w:bottom w:w="90" w:type="dxa"/>
+              <w:top w:w="80" w:type="dxa"/>
+              <w:left w:w="100" w:type="dxa"/>
+              <w:bottom w:w="80" w:type="dxa"/>
               <w:right w:w="100" w:type="dxa"/>
             </w:tcMar>
             <w:vAlign w:val="top"/>
@@ -319,7 +319,7 @@
       </w:tr>
       <w:tr>
         <w:tblPrEx>
-          <w:tblW w:w="9326" w:type="dxa"/>
+          <w:tblW w:w="9306" w:type="dxa"/>
           <w:tblCellMar>
             <w:top w:w="15" w:type="dxa"/>
             <w:left w:w="15" w:type="dxa"/>
@@ -341,9 +341,9 @@
             </w:tcBorders>
             <w:noWrap w:val="0"/>
             <w:tcMar>
-              <w:top w:w="90" w:type="dxa"/>
-              <w:left w:w="100" w:type="dxa"/>
-              <w:bottom w:w="90" w:type="dxa"/>
+              <w:top w:w="80" w:type="dxa"/>
+              <w:left w:w="100" w:type="dxa"/>
+              <w:bottom w:w="80" w:type="dxa"/>
               <w:right w:w="100" w:type="dxa"/>
             </w:tcMar>
             <w:vAlign w:val="top"/>
@@ -386,9 +386,9 @@
             </w:tcBorders>
             <w:noWrap w:val="0"/>
             <w:tcMar>
-              <w:top w:w="90" w:type="dxa"/>
-              <w:left w:w="100" w:type="dxa"/>
-              <w:bottom w:w="90" w:type="dxa"/>
+              <w:top w:w="80" w:type="dxa"/>
+              <w:left w:w="100" w:type="dxa"/>
+              <w:bottom w:w="80" w:type="dxa"/>
               <w:right w:w="100" w:type="dxa"/>
             </w:tcMar>
             <w:vAlign w:val="top"/>
@@ -432,27 +432,28 @@
             </w:tcBorders>
             <w:noWrap w:val="0"/>
             <w:tcMar>
-              <w:top w:w="90" w:type="dxa"/>
-              <w:left w:w="100" w:type="dxa"/>
-              <w:bottom w:w="90" w:type="dxa"/>
-              <w:right w:w="100" w:type="dxa"/>
-            </w:tcMar>
-            <w:vAlign w:val="top"/>
-            <w:hideMark/>
-          </w:tcPr>
-          <w:p>
-            <w:pPr>
-              <w:rPr>
-                <w:b w:val="0"/>
-                <w:bCs w:val="0"/>
-                <w:i w:val="0"/>
-                <w:iCs w:val="0"/>
-                <w:smallCaps w:val="0"/>
-                <w:color w:val="000000"/>
-              </w:rPr>
-            </w:pPr>
-            <w:r>
-              <w:rPr>
+              <w:top w:w="80" w:type="dxa"/>
+              <w:left w:w="100" w:type="dxa"/>
+              <w:bottom w:w="80" w:type="dxa"/>
+              <w:right w:w="100" w:type="dxa"/>
+            </w:tcMar>
+            <w:vAlign w:val="top"/>
+            <w:hideMark/>
+          </w:tcPr>
+          <w:p>
+            <w:pPr>
+              <w:rPr>
+                <w:b w:val="0"/>
+                <w:bCs w:val="0"/>
+                <w:i w:val="0"/>
+                <w:iCs w:val="0"/>
+                <w:smallCaps w:val="0"/>
+                <w:color w:val="000000"/>
+              </w:rPr>
+            </w:pPr>
+            <w:r>
+              <w:rPr>
+                <w:rStyle w:val="DefaultParagraphFont0"/>
                 <w:b w:val="0"/>
                 <w:bCs w:val="0"/>
                 <w:i w:val="0"/>
@@ -475,9 +476,9 @@
             </w:tcBorders>
             <w:noWrap w:val="0"/>
             <w:tcMar>
-              <w:top w:w="90" w:type="dxa"/>
-              <w:left w:w="100" w:type="dxa"/>
-              <w:bottom w:w="90" w:type="dxa"/>
+              <w:top w:w="80" w:type="dxa"/>
+              <w:left w:w="100" w:type="dxa"/>
+              <w:bottom w:w="80" w:type="dxa"/>
               <w:right w:w="100" w:type="dxa"/>
             </w:tcMar>
             <w:vAlign w:val="top"/>
@@ -513,7 +514,7 @@
       </w:tr>
       <w:tr>
         <w:tblPrEx>
-          <w:tblW w:w="9326" w:type="dxa"/>
+          <w:tblW w:w="9306" w:type="dxa"/>
           <w:tblCellMar>
             <w:top w:w="15" w:type="dxa"/>
             <w:left w:w="15" w:type="dxa"/>
@@ -535,9 +536,9 @@
             </w:tcBorders>
             <w:noWrap w:val="0"/>
             <w:tcMar>
-              <w:top w:w="90" w:type="dxa"/>
-              <w:left w:w="100" w:type="dxa"/>
-              <w:bottom w:w="90" w:type="dxa"/>
+              <w:top w:w="80" w:type="dxa"/>
+              <w:left w:w="100" w:type="dxa"/>
+              <w:bottom w:w="80" w:type="dxa"/>
               <w:right w:w="100" w:type="dxa"/>
             </w:tcMar>
             <w:vAlign w:val="top"/>
@@ -580,27 +581,28 @@
             </w:tcBorders>
             <w:noWrap w:val="0"/>
             <w:tcMar>
-              <w:top w:w="90" w:type="dxa"/>
-              <w:left w:w="100" w:type="dxa"/>
-              <w:bottom w:w="90" w:type="dxa"/>
-              <w:right w:w="100" w:type="dxa"/>
-            </w:tcMar>
-            <w:vAlign w:val="top"/>
-            <w:hideMark/>
-          </w:tcPr>
-          <w:p>
-            <w:pPr>
-              <w:rPr>
-                <w:b w:val="0"/>
-                <w:bCs w:val="0"/>
-                <w:i w:val="0"/>
-                <w:iCs w:val="0"/>
-                <w:smallCaps w:val="0"/>
-                <w:color w:val="000000"/>
-              </w:rPr>
-            </w:pPr>
-            <w:r>
-              <w:rPr>
+              <w:top w:w="80" w:type="dxa"/>
+              <w:left w:w="100" w:type="dxa"/>
+              <w:bottom w:w="80" w:type="dxa"/>
+              <w:right w:w="100" w:type="dxa"/>
+            </w:tcMar>
+            <w:vAlign w:val="top"/>
+            <w:hideMark/>
+          </w:tcPr>
+          <w:p>
+            <w:pPr>
+              <w:rPr>
+                <w:b w:val="0"/>
+                <w:bCs w:val="0"/>
+                <w:i w:val="0"/>
+                <w:iCs w:val="0"/>
+                <w:smallCaps w:val="0"/>
+                <w:color w:val="000000"/>
+              </w:rPr>
+            </w:pPr>
+            <w:r>
+              <w:rPr>
+                <w:rStyle w:val="DefaultParagraphFont0"/>
                 <w:b w:val="0"/>
                 <w:bCs w:val="0"/>
                 <w:i w:val="0"/>
@@ -623,27 +625,28 @@
             </w:tcBorders>
             <w:noWrap w:val="0"/>
             <w:tcMar>
-              <w:top w:w="90" w:type="dxa"/>
-              <w:left w:w="100" w:type="dxa"/>
-              <w:bottom w:w="90" w:type="dxa"/>
-              <w:right w:w="100" w:type="dxa"/>
-            </w:tcMar>
-            <w:vAlign w:val="top"/>
-            <w:hideMark/>
-          </w:tcPr>
-          <w:p>
-            <w:pPr>
-              <w:rPr>
-                <w:b w:val="0"/>
-                <w:bCs w:val="0"/>
-                <w:i w:val="0"/>
-                <w:iCs w:val="0"/>
-                <w:smallCaps w:val="0"/>
-                <w:color w:val="000000"/>
-              </w:rPr>
-            </w:pPr>
-            <w:r>
-              <w:rPr>
+              <w:top w:w="80" w:type="dxa"/>
+              <w:left w:w="100" w:type="dxa"/>
+              <w:bottom w:w="80" w:type="dxa"/>
+              <w:right w:w="100" w:type="dxa"/>
+            </w:tcMar>
+            <w:vAlign w:val="top"/>
+            <w:hideMark/>
+          </w:tcPr>
+          <w:p>
+            <w:pPr>
+              <w:rPr>
+                <w:b w:val="0"/>
+                <w:bCs w:val="0"/>
+                <w:i w:val="0"/>
+                <w:iCs w:val="0"/>
+                <w:smallCaps w:val="0"/>
+                <w:color w:val="000000"/>
+              </w:rPr>
+            </w:pPr>
+            <w:r>
+              <w:rPr>
+                <w:rStyle w:val="DefaultParagraphFont0"/>
                 <w:b w:val="0"/>
                 <w:bCs w:val="0"/>
                 <w:i w:val="0"/>
@@ -666,27 +669,28 @@
             </w:tcBorders>
             <w:noWrap w:val="0"/>
             <w:tcMar>
-              <w:top w:w="90" w:type="dxa"/>
-              <w:left w:w="100" w:type="dxa"/>
-              <w:bottom w:w="90" w:type="dxa"/>
-              <w:right w:w="100" w:type="dxa"/>
-            </w:tcMar>
-            <w:vAlign w:val="top"/>
-            <w:hideMark/>
-          </w:tcPr>
-          <w:p>
-            <w:pPr>
-              <w:rPr>
-                <w:b w:val="0"/>
-                <w:bCs w:val="0"/>
-                <w:i w:val="0"/>
-                <w:iCs w:val="0"/>
-                <w:smallCaps w:val="0"/>
-                <w:color w:val="000000"/>
-              </w:rPr>
-            </w:pPr>
-            <w:r>
-              <w:rPr>
+              <w:top w:w="80" w:type="dxa"/>
+              <w:left w:w="100" w:type="dxa"/>
+              <w:bottom w:w="80" w:type="dxa"/>
+              <w:right w:w="100" w:type="dxa"/>
+            </w:tcMar>
+            <w:vAlign w:val="top"/>
+            <w:hideMark/>
+          </w:tcPr>
+          <w:p>
+            <w:pPr>
+              <w:rPr>
+                <w:b w:val="0"/>
+                <w:bCs w:val="0"/>
+                <w:i w:val="0"/>
+                <w:iCs w:val="0"/>
+                <w:smallCaps w:val="0"/>
+                <w:color w:val="000000"/>
+              </w:rPr>
+            </w:pPr>
+            <w:r>
+              <w:rPr>
+                <w:rStyle w:val="DefaultParagraphFont0"/>
                 <w:b w:val="0"/>
                 <w:bCs w:val="0"/>
                 <w:i w:val="0"/>
@@ -701,7 +705,7 @@
       </w:tr>
       <w:tr>
         <w:tblPrEx>
-          <w:tblW w:w="9326" w:type="dxa"/>
+          <w:tblW w:w="9306" w:type="dxa"/>
           <w:tblCellMar>
             <w:top w:w="15" w:type="dxa"/>
             <w:left w:w="15" w:type="dxa"/>
@@ -723,9 +727,9 @@
             </w:tcBorders>
             <w:noWrap w:val="0"/>
             <w:tcMar>
-              <w:top w:w="90" w:type="dxa"/>
-              <w:left w:w="100" w:type="dxa"/>
-              <w:bottom w:w="90" w:type="dxa"/>
+              <w:top w:w="80" w:type="dxa"/>
+              <w:left w:w="100" w:type="dxa"/>
+              <w:bottom w:w="80" w:type="dxa"/>
               <w:right w:w="100" w:type="dxa"/>
             </w:tcMar>
             <w:vAlign w:val="top"/>
@@ -768,9 +772,9 @@
             </w:tcBorders>
             <w:noWrap w:val="0"/>
             <w:tcMar>
-              <w:top w:w="90" w:type="dxa"/>
-              <w:left w:w="100" w:type="dxa"/>
-              <w:bottom w:w="90" w:type="dxa"/>
+              <w:top w:w="80" w:type="dxa"/>
+              <w:left w:w="100" w:type="dxa"/>
+              <w:bottom w:w="80" w:type="dxa"/>
               <w:right w:w="100" w:type="dxa"/>
             </w:tcMar>
             <w:vAlign w:val="top"/>
@@ -828,27 +832,28 @@
             </w:tcBorders>
             <w:noWrap w:val="0"/>
             <w:tcMar>
-              <w:top w:w="90" w:type="dxa"/>
-              <w:left w:w="100" w:type="dxa"/>
-              <w:bottom w:w="90" w:type="dxa"/>
-              <w:right w:w="100" w:type="dxa"/>
-            </w:tcMar>
-            <w:vAlign w:val="top"/>
-            <w:hideMark/>
-          </w:tcPr>
-          <w:p>
-            <w:pPr>
-              <w:rPr>
-                <w:b w:val="0"/>
-                <w:bCs w:val="0"/>
-                <w:i w:val="0"/>
-                <w:iCs w:val="0"/>
-                <w:smallCaps w:val="0"/>
-                <w:color w:val="000000"/>
-              </w:rPr>
-            </w:pPr>
-            <w:r>
-              <w:rPr>
+              <w:top w:w="80" w:type="dxa"/>
+              <w:left w:w="100" w:type="dxa"/>
+              <w:bottom w:w="80" w:type="dxa"/>
+              <w:right w:w="100" w:type="dxa"/>
+            </w:tcMar>
+            <w:vAlign w:val="top"/>
+            <w:hideMark/>
+          </w:tcPr>
+          <w:p>
+            <w:pPr>
+              <w:rPr>
+                <w:b w:val="0"/>
+                <w:bCs w:val="0"/>
+                <w:i w:val="0"/>
+                <w:iCs w:val="0"/>
+                <w:smallCaps w:val="0"/>
+                <w:color w:val="000000"/>
+              </w:rPr>
+            </w:pPr>
+            <w:r>
+              <w:rPr>
+                <w:rStyle w:val="DefaultParagraphFont0"/>
                 <w:b w:val="0"/>
                 <w:bCs w:val="0"/>
                 <w:i w:val="0"/>
@@ -871,27 +876,28 @@
             </w:tcBorders>
             <w:noWrap w:val="0"/>
             <w:tcMar>
-              <w:top w:w="90" w:type="dxa"/>
-              <w:left w:w="100" w:type="dxa"/>
-              <w:bottom w:w="90" w:type="dxa"/>
-              <w:right w:w="100" w:type="dxa"/>
-            </w:tcMar>
-            <w:vAlign w:val="top"/>
-            <w:hideMark/>
-          </w:tcPr>
-          <w:p>
-            <w:pPr>
-              <w:rPr>
-                <w:b w:val="0"/>
-                <w:bCs w:val="0"/>
-                <w:i w:val="0"/>
-                <w:iCs w:val="0"/>
-                <w:smallCaps w:val="0"/>
-                <w:color w:val="000000"/>
-              </w:rPr>
-            </w:pPr>
-            <w:r>
-              <w:rPr>
+              <w:top w:w="80" w:type="dxa"/>
+              <w:left w:w="100" w:type="dxa"/>
+              <w:bottom w:w="80" w:type="dxa"/>
+              <w:right w:w="100" w:type="dxa"/>
+            </w:tcMar>
+            <w:vAlign w:val="top"/>
+            <w:hideMark/>
+          </w:tcPr>
+          <w:p>
+            <w:pPr>
+              <w:rPr>
+                <w:b w:val="0"/>
+                <w:bCs w:val="0"/>
+                <w:i w:val="0"/>
+                <w:iCs w:val="0"/>
+                <w:smallCaps w:val="0"/>
+                <w:color w:val="000000"/>
+              </w:rPr>
+            </w:pPr>
+            <w:r>
+              <w:rPr>
+                <w:rStyle w:val="DefaultParagraphFont0"/>
                 <w:b w:val="0"/>
                 <w:bCs w:val="0"/>
                 <w:i w:val="0"/>
@@ -906,7 +912,7 @@
       </w:tr>
       <w:tr>
         <w:tblPrEx>
-          <w:tblW w:w="9326" w:type="dxa"/>
+          <w:tblW w:w="9306" w:type="dxa"/>
           <w:tblCellMar>
             <w:top w:w="15" w:type="dxa"/>
             <w:left w:w="15" w:type="dxa"/>
@@ -928,9 +934,9 @@
             </w:tcBorders>
             <w:noWrap w:val="0"/>
             <w:tcMar>
-              <w:top w:w="90" w:type="dxa"/>
-              <w:left w:w="100" w:type="dxa"/>
-              <w:bottom w:w="90" w:type="dxa"/>
+              <w:top w:w="80" w:type="dxa"/>
+              <w:left w:w="100" w:type="dxa"/>
+              <w:bottom w:w="80" w:type="dxa"/>
               <w:right w:w="100" w:type="dxa"/>
             </w:tcMar>
             <w:vAlign w:val="top"/>
@@ -973,9 +979,9 @@
             </w:tcBorders>
             <w:noWrap w:val="0"/>
             <w:tcMar>
-              <w:top w:w="90" w:type="dxa"/>
-              <w:left w:w="100" w:type="dxa"/>
-              <w:bottom w:w="90" w:type="dxa"/>
+              <w:top w:w="80" w:type="dxa"/>
+              <w:left w:w="100" w:type="dxa"/>
+              <w:bottom w:w="80" w:type="dxa"/>
               <w:right w:w="100" w:type="dxa"/>
             </w:tcMar>
             <w:vAlign w:val="top"/>
@@ -1019,27 +1025,28 @@
             </w:tcBorders>
             <w:noWrap w:val="0"/>
             <w:tcMar>
-              <w:top w:w="90" w:type="dxa"/>
-              <w:left w:w="100" w:type="dxa"/>
-              <w:bottom w:w="90" w:type="dxa"/>
-              <w:right w:w="100" w:type="dxa"/>
-            </w:tcMar>
-            <w:vAlign w:val="top"/>
-            <w:hideMark/>
-          </w:tcPr>
-          <w:p>
-            <w:pPr>
-              <w:rPr>
-                <w:b w:val="0"/>
-                <w:bCs w:val="0"/>
-                <w:i w:val="0"/>
-                <w:iCs w:val="0"/>
-                <w:smallCaps w:val="0"/>
-                <w:color w:val="000000"/>
-              </w:rPr>
-            </w:pPr>
-            <w:r>
-              <w:rPr>
+              <w:top w:w="80" w:type="dxa"/>
+              <w:left w:w="100" w:type="dxa"/>
+              <w:bottom w:w="80" w:type="dxa"/>
+              <w:right w:w="100" w:type="dxa"/>
+            </w:tcMar>
+            <w:vAlign w:val="top"/>
+            <w:hideMark/>
+          </w:tcPr>
+          <w:p>
+            <w:pPr>
+              <w:rPr>
+                <w:b w:val="0"/>
+                <w:bCs w:val="0"/>
+                <w:i w:val="0"/>
+                <w:iCs w:val="0"/>
+                <w:smallCaps w:val="0"/>
+                <w:color w:val="000000"/>
+              </w:rPr>
+            </w:pPr>
+            <w:r>
+              <w:rPr>
+                <w:rStyle w:val="DefaultParagraphFont0"/>
                 <w:b w:val="0"/>
                 <w:bCs w:val="0"/>
                 <w:i w:val="0"/>
@@ -1062,9 +1069,9 @@
             </w:tcBorders>
             <w:noWrap w:val="0"/>
             <w:tcMar>
-              <w:top w:w="90" w:type="dxa"/>
-              <w:left w:w="100" w:type="dxa"/>
-              <w:bottom w:w="90" w:type="dxa"/>
+              <w:top w:w="80" w:type="dxa"/>
+              <w:left w:w="100" w:type="dxa"/>
+              <w:bottom w:w="80" w:type="dxa"/>
               <w:right w:w="100" w:type="dxa"/>
             </w:tcMar>
             <w:vAlign w:val="top"/>
@@ -1124,7 +1131,7 @@
       </w:tr>
       <w:tr>
         <w:tblPrEx>
-          <w:tblW w:w="9326" w:type="dxa"/>
+          <w:tblW w:w="9306" w:type="dxa"/>
           <w:tblCellMar>
             <w:top w:w="15" w:type="dxa"/>
             <w:left w:w="15" w:type="dxa"/>
@@ -1146,9 +1153,9 @@
             </w:tcBorders>
             <w:noWrap w:val="0"/>
             <w:tcMar>
-              <w:top w:w="90" w:type="dxa"/>
-              <w:left w:w="100" w:type="dxa"/>
-              <w:bottom w:w="90" w:type="dxa"/>
+              <w:top w:w="80" w:type="dxa"/>
+              <w:left w:w="100" w:type="dxa"/>
+              <w:bottom w:w="80" w:type="dxa"/>
               <w:right w:w="100" w:type="dxa"/>
             </w:tcMar>
             <w:vAlign w:val="top"/>
@@ -1191,9 +1198,9 @@
             </w:tcBorders>
             <w:noWrap w:val="0"/>
             <w:tcMar>
-              <w:top w:w="90" w:type="dxa"/>
-              <w:left w:w="100" w:type="dxa"/>
-              <w:bottom w:w="90" w:type="dxa"/>
+              <w:top w:w="80" w:type="dxa"/>
+              <w:left w:w="100" w:type="dxa"/>
+              <w:bottom w:w="80" w:type="dxa"/>
               <w:right w:w="100" w:type="dxa"/>
             </w:tcMar>
             <w:vAlign w:val="top"/>
@@ -1235,9 +1242,9 @@
             </w:tcBorders>
             <w:noWrap w:val="0"/>
             <w:tcMar>
-              <w:top w:w="90" w:type="dxa"/>
-              <w:left w:w="100" w:type="dxa"/>
-              <w:bottom w:w="90" w:type="dxa"/>
+              <w:top w:w="80" w:type="dxa"/>
+              <w:left w:w="100" w:type="dxa"/>
+              <w:bottom w:w="80" w:type="dxa"/>
               <w:right w:w="100" w:type="dxa"/>
             </w:tcMar>
             <w:vAlign w:val="top"/>
@@ -1279,9 +1286,9 @@
             </w:tcBorders>
             <w:noWrap w:val="0"/>
             <w:tcMar>
-              <w:top w:w="90" w:type="dxa"/>
-              <w:left w:w="100" w:type="dxa"/>
-              <w:bottom w:w="90" w:type="dxa"/>
+              <w:top w:w="80" w:type="dxa"/>
+              <w:left w:w="100" w:type="dxa"/>
+              <w:bottom w:w="80" w:type="dxa"/>
               <w:right w:w="100" w:type="dxa"/>
             </w:tcMar>
             <w:vAlign w:val="top"/>
@@ -1315,7 +1322,7 @@
       </w:tr>
       <w:tr>
         <w:tblPrEx>
-          <w:tblW w:w="9326" w:type="dxa"/>
+          <w:tblW w:w="9306" w:type="dxa"/>
           <w:tblCellMar>
             <w:top w:w="15" w:type="dxa"/>
             <w:left w:w="15" w:type="dxa"/>
@@ -1337,9 +1344,9 @@
             </w:tcBorders>
             <w:noWrap w:val="0"/>
             <w:tcMar>
-              <w:top w:w="90" w:type="dxa"/>
-              <w:left w:w="100" w:type="dxa"/>
-              <w:bottom w:w="90" w:type="dxa"/>
+              <w:top w:w="80" w:type="dxa"/>
+              <w:left w:w="100" w:type="dxa"/>
+              <w:bottom w:w="80" w:type="dxa"/>
               <w:right w:w="100" w:type="dxa"/>
             </w:tcMar>
             <w:vAlign w:val="top"/>
@@ -1369,13 +1376,12 @@
             </w:tcBorders>
             <w:noWrap w:val="0"/>
             <w:tcMar>
-              <w:top w:w="90" w:type="dxa"/>
-              <w:left w:w="100" w:type="dxa"/>
-              <w:bottom w:w="90" w:type="dxa"/>
-              <w:right w:w="100" w:type="dxa"/>
-            </w:tcMar>
-            <w:vAlign w:val="top"/>
-            <w:hideMark/>
+              <w:top w:w="80" w:type="dxa"/>
+              <w:left w:w="100" w:type="dxa"/>
+              <w:bottom w:w="80" w:type="dxa"/>
+              <w:right w:w="100" w:type="dxa"/>
+            </w:tcMar>
+            <w:vAlign w:val="top"/>
           </w:tcPr>
           <w:p>
             <w:pPr>
@@ -1401,13 +1407,12 @@
             </w:tcBorders>
             <w:noWrap w:val="0"/>
             <w:tcMar>
-              <w:top w:w="90" w:type="dxa"/>
-              <w:left w:w="100" w:type="dxa"/>
-              <w:bottom w:w="90" w:type="dxa"/>
-              <w:right w:w="100" w:type="dxa"/>
-            </w:tcMar>
-            <w:vAlign w:val="top"/>
-            <w:hideMark/>
+              <w:top w:w="80" w:type="dxa"/>
+              <w:left w:w="100" w:type="dxa"/>
+              <w:bottom w:w="80" w:type="dxa"/>
+              <w:right w:w="100" w:type="dxa"/>
+            </w:tcMar>
+            <w:vAlign w:val="top"/>
           </w:tcPr>
           <w:p>
             <w:pPr>
@@ -1433,13 +1438,12 @@
             </w:tcBorders>
             <w:noWrap w:val="0"/>
             <w:tcMar>
-              <w:top w:w="90" w:type="dxa"/>
-              <w:left w:w="100" w:type="dxa"/>
-              <w:bottom w:w="90" w:type="dxa"/>
-              <w:right w:w="100" w:type="dxa"/>
-            </w:tcMar>
-            <w:vAlign w:val="top"/>
-            <w:hideMark/>
+              <w:top w:w="80" w:type="dxa"/>
+              <w:left w:w="100" w:type="dxa"/>
+              <w:bottom w:w="80" w:type="dxa"/>
+              <w:right w:w="100" w:type="dxa"/>
+            </w:tcMar>
+            <w:vAlign w:val="top"/>
           </w:tcPr>
           <w:p>
             <w:pPr>
@@ -1482,7 +1486,7 @@
     <w:tbl>
       <w:tblPr>
         <w:tblStyle w:val="TableNormal"/>
-        <w:tblW w:w="9326" w:type="dxa"/>
+        <w:tblW w:w="9306" w:type="dxa"/>
         <w:tblCellMar>
           <w:top w:w="15" w:type="dxa"/>
           <w:left w:w="15" w:type="dxa"/>
@@ -1491,12 +1495,12 @@
         </w:tblCellMar>
       </w:tblPr>
       <w:tblGrid>
-        <w:gridCol w:w="698"/>
-        <w:gridCol w:w="8628"/>
+        <w:gridCol w:w="697"/>
+        <w:gridCol w:w="8609"/>
       </w:tblGrid>
       <w:tr>
         <w:tblPrEx>
-          <w:tblW w:w="9326" w:type="dxa"/>
+          <w:tblW w:w="9306" w:type="dxa"/>
           <w:tblCellMar>
             <w:top w:w="15" w:type="dxa"/>
             <w:left w:w="15" w:type="dxa"/>
@@ -1518,9 +1522,9 @@
             </w:tcBorders>
             <w:noWrap w:val="0"/>
             <w:tcMar>
-              <w:top w:w="90" w:type="dxa"/>
-              <w:left w:w="100" w:type="dxa"/>
-              <w:bottom w:w="90" w:type="dxa"/>
+              <w:top w:w="80" w:type="dxa"/>
+              <w:left w:w="100" w:type="dxa"/>
+              <w:bottom w:w="80" w:type="dxa"/>
               <w:right w:w="100" w:type="dxa"/>
             </w:tcMar>
             <w:vAlign w:val="top"/>
@@ -1563,9 +1567,9 @@
             </w:tcBorders>
             <w:noWrap w:val="0"/>
             <w:tcMar>
-              <w:top w:w="90" w:type="dxa"/>
-              <w:left w:w="100" w:type="dxa"/>
-              <w:bottom w:w="90" w:type="dxa"/>
+              <w:top w:w="80" w:type="dxa"/>
+              <w:left w:w="100" w:type="dxa"/>
+              <w:bottom w:w="80" w:type="dxa"/>
               <w:right w:w="100" w:type="dxa"/>
             </w:tcMar>
             <w:vAlign w:val="top"/>
@@ -1599,7 +1603,7 @@
       </w:tr>
       <w:tr>
         <w:tblPrEx>
-          <w:tblW w:w="9326" w:type="dxa"/>
+          <w:tblW w:w="9306" w:type="dxa"/>
           <w:tblCellMar>
             <w:top w:w="15" w:type="dxa"/>
             <w:left w:w="15" w:type="dxa"/>
@@ -1621,13 +1625,12 @@
             </w:tcBorders>
             <w:noWrap w:val="0"/>
             <w:tcMar>
-              <w:top w:w="90" w:type="dxa"/>
-              <w:left w:w="100" w:type="dxa"/>
-              <w:bottom w:w="90" w:type="dxa"/>
-              <w:right w:w="100" w:type="dxa"/>
-            </w:tcMar>
-            <w:vAlign w:val="top"/>
-            <w:hideMark/>
+              <w:top w:w="80" w:type="dxa"/>
+              <w:left w:w="100" w:type="dxa"/>
+              <w:bottom w:w="80" w:type="dxa"/>
+              <w:right w:w="100" w:type="dxa"/>
+            </w:tcMar>
+            <w:vAlign w:val="top"/>
           </w:tcPr>
           <w:p>
             <w:pPr>
@@ -1641,18 +1644,6 @@
                 <w:color w:val="000000"/>
               </w:rPr>
             </w:pPr>
-            <w:r>
-              <w:rPr>
-                <w:rStyle w:val="DefaultParagraphFont0"/>
-                <w:b w:val="0"/>
-                <w:bCs w:val="0"/>
-                <w:i w:val="0"/>
-                <w:iCs w:val="0"/>
-                <w:smallCaps w:val="0"/>
-                <w:color w:val="000000"/>
-              </w:rPr>
-              <w:t>1</w:t>
-            </w:r>
           </w:p>
         </w:tc>
         <w:tc>
@@ -1666,45 +1657,30 @@
             </w:tcBorders>
             <w:noWrap w:val="0"/>
             <w:tcMar>
-              <w:top w:w="90" w:type="dxa"/>
-              <w:left w:w="100" w:type="dxa"/>
-              <w:bottom w:w="90" w:type="dxa"/>
-              <w:right w:w="100" w:type="dxa"/>
-            </w:tcMar>
-            <w:vAlign w:val="top"/>
-            <w:hideMark/>
-          </w:tcPr>
-          <w:p>
-            <w:pPr>
-              <w:rPr>
-                <w:b w:val="0"/>
-                <w:bCs w:val="0"/>
-                <w:i w:val="0"/>
-                <w:iCs w:val="0"/>
-                <w:smallCaps w:val="0"/>
-                <w:color w:val="000000"/>
-              </w:rPr>
-            </w:pPr>
-            <w:r>
-              <w:rPr>
-                <w:rStyle w:val="DefaultParagraphFont0"/>
-                <w:b w:val="0"/>
-                <w:bCs w:val="0"/>
-                <w:i w:val="0"/>
-                <w:iCs w:val="0"/>
-                <w:smallCaps w:val="0"/>
-                <w:color w:val="000000"/>
-                <w:sz w:val="22"/>
-                <w:szCs w:val="22"/>
-              </w:rPr>
-              <w:t>Данные рассчета будут использоваться разнами системами</w:t>
-            </w:r>
+              <w:top w:w="80" w:type="dxa"/>
+              <w:left w:w="100" w:type="dxa"/>
+              <w:bottom w:w="80" w:type="dxa"/>
+              <w:right w:w="100" w:type="dxa"/>
+            </w:tcMar>
+            <w:vAlign w:val="top"/>
+          </w:tcPr>
+          <w:p>
+            <w:pPr>
+              <w:rPr>
+                <w:b w:val="0"/>
+                <w:bCs w:val="0"/>
+                <w:i w:val="0"/>
+                <w:iCs w:val="0"/>
+                <w:smallCaps w:val="0"/>
+                <w:color w:val="000000"/>
+              </w:rPr>
+            </w:pPr>
           </w:p>
         </w:tc>
       </w:tr>
       <w:tr>
         <w:tblPrEx>
-          <w:tblW w:w="9326" w:type="dxa"/>
+          <w:tblW w:w="9306" w:type="dxa"/>
           <w:tblCellMar>
             <w:top w:w="15" w:type="dxa"/>
             <w:left w:w="15" w:type="dxa"/>
@@ -1726,9 +1702,9 @@
             </w:tcBorders>
             <w:noWrap w:val="0"/>
             <w:tcMar>
-              <w:top w:w="90" w:type="dxa"/>
-              <w:left w:w="100" w:type="dxa"/>
-              <w:bottom w:w="90" w:type="dxa"/>
+              <w:top w:w="80" w:type="dxa"/>
+              <w:left w:w="100" w:type="dxa"/>
+              <w:bottom w:w="80" w:type="dxa"/>
               <w:right w:w="100" w:type="dxa"/>
             </w:tcMar>
             <w:vAlign w:val="top"/>
@@ -1748,15 +1724,14 @@
             </w:pPr>
             <w:r>
               <w:rPr>
-                <w:rStyle w:val="DefaultParagraphFont0"/>
-                <w:b w:val="0"/>
-                <w:bCs w:val="0"/>
-                <w:i w:val="0"/>
-                <w:iCs w:val="0"/>
-                <w:smallCaps w:val="0"/>
-                <w:color w:val="000000"/>
-              </w:rPr>
-              <w:t>2</w:t>
+                <w:b w:val="0"/>
+                <w:bCs w:val="0"/>
+                <w:i w:val="0"/>
+                <w:iCs w:val="0"/>
+                <w:smallCaps w:val="0"/>
+                <w:color w:val="000000"/>
+              </w:rPr>
+              <w:t>1</w:t>
             </w:r>
           </w:p>
         </w:tc>
@@ -1771,42 +1746,43 @@
             </w:tcBorders>
             <w:noWrap w:val="0"/>
             <w:tcMar>
-              <w:top w:w="90" w:type="dxa"/>
-              <w:left w:w="100" w:type="dxa"/>
-              <w:bottom w:w="90" w:type="dxa"/>
-              <w:right w:w="100" w:type="dxa"/>
-            </w:tcMar>
-            <w:vAlign w:val="top"/>
-            <w:hideMark/>
-          </w:tcPr>
-          <w:p>
-            <w:pPr>
-              <w:rPr>
-                <w:b w:val="0"/>
-                <w:bCs w:val="0"/>
-                <w:i w:val="0"/>
-                <w:iCs w:val="0"/>
-                <w:smallCaps w:val="0"/>
-                <w:color w:val="000000"/>
-              </w:rPr>
-            </w:pPr>
-            <w:r>
-              <w:rPr>
-                <w:b w:val="0"/>
-                <w:bCs w:val="0"/>
-                <w:i w:val="0"/>
-                <w:iCs w:val="0"/>
-                <w:smallCaps w:val="0"/>
-                <w:color w:val="000000"/>
-              </w:rPr>
-              <w:t>Быстрый отклик системы</w:t>
+              <w:top w:w="80" w:type="dxa"/>
+              <w:left w:w="100" w:type="dxa"/>
+              <w:bottom w:w="80" w:type="dxa"/>
+              <w:right w:w="100" w:type="dxa"/>
+            </w:tcMar>
+            <w:vAlign w:val="top"/>
+            <w:hideMark/>
+          </w:tcPr>
+          <w:p>
+            <w:pPr>
+              <w:rPr>
+                <w:b w:val="0"/>
+                <w:bCs w:val="0"/>
+                <w:i w:val="0"/>
+                <w:iCs w:val="0"/>
+                <w:smallCaps w:val="0"/>
+                <w:color w:val="000000"/>
+              </w:rPr>
+            </w:pPr>
+            <w:r>
+              <w:rPr>
+                <w:rStyle w:val="DefaultParagraphFont0"/>
+                <w:b w:val="0"/>
+                <w:bCs w:val="0"/>
+                <w:i w:val="0"/>
+                <w:iCs w:val="0"/>
+                <w:smallCaps w:val="0"/>
+                <w:color w:val="000000"/>
+              </w:rPr>
+              <w:t>Необходимо, чтобы система имела быстрый отклик</w:t>
             </w:r>
           </w:p>
         </w:tc>
       </w:tr>
       <w:tr>
         <w:tblPrEx>
-          <w:tblW w:w="9326" w:type="dxa"/>
+          <w:tblW w:w="9306" w:type="dxa"/>
           <w:tblCellMar>
             <w:top w:w="15" w:type="dxa"/>
             <w:left w:w="15" w:type="dxa"/>
@@ -1828,9 +1804,9 @@
             </w:tcBorders>
             <w:noWrap w:val="0"/>
             <w:tcMar>
-              <w:top w:w="90" w:type="dxa"/>
-              <w:left w:w="100" w:type="dxa"/>
-              <w:bottom w:w="90" w:type="dxa"/>
+              <w:top w:w="80" w:type="dxa"/>
+              <w:left w:w="100" w:type="dxa"/>
+              <w:bottom w:w="80" w:type="dxa"/>
               <w:right w:w="100" w:type="dxa"/>
             </w:tcMar>
             <w:vAlign w:val="top"/>
@@ -1850,15 +1826,14 @@
             </w:pPr>
             <w:r>
               <w:rPr>
-                <w:rStyle w:val="DefaultParagraphFont0"/>
-                <w:b w:val="0"/>
-                <w:bCs w:val="0"/>
-                <w:i w:val="0"/>
-                <w:iCs w:val="0"/>
-                <w:smallCaps w:val="0"/>
-                <w:color w:val="000000"/>
-              </w:rPr>
-              <w:t>3</w:t>
+                <w:b w:val="0"/>
+                <w:bCs w:val="0"/>
+                <w:i w:val="0"/>
+                <w:iCs w:val="0"/>
+                <w:smallCaps w:val="0"/>
+                <w:color w:val="000000"/>
+              </w:rPr>
+              <w:t>2</w:t>
             </w:r>
           </w:p>
         </w:tc>
@@ -1873,27 +1848,28 @@
             </w:tcBorders>
             <w:noWrap w:val="0"/>
             <w:tcMar>
-              <w:top w:w="90" w:type="dxa"/>
-              <w:left w:w="100" w:type="dxa"/>
-              <w:bottom w:w="90" w:type="dxa"/>
-              <w:right w:w="100" w:type="dxa"/>
-            </w:tcMar>
-            <w:vAlign w:val="top"/>
-            <w:hideMark/>
-          </w:tcPr>
-          <w:p>
-            <w:pPr>
-              <w:rPr>
-                <w:b w:val="0"/>
-                <w:bCs w:val="0"/>
-                <w:i w:val="0"/>
-                <w:iCs w:val="0"/>
-                <w:smallCaps w:val="0"/>
-                <w:color w:val="000000"/>
-              </w:rPr>
-            </w:pPr>
-            <w:r>
-              <w:rPr>
+              <w:top w:w="80" w:type="dxa"/>
+              <w:left w:w="100" w:type="dxa"/>
+              <w:bottom w:w="80" w:type="dxa"/>
+              <w:right w:w="100" w:type="dxa"/>
+            </w:tcMar>
+            <w:vAlign w:val="top"/>
+            <w:hideMark/>
+          </w:tcPr>
+          <w:p>
+            <w:pPr>
+              <w:rPr>
+                <w:b w:val="0"/>
+                <w:bCs w:val="0"/>
+                <w:i w:val="0"/>
+                <w:iCs w:val="0"/>
+                <w:smallCaps w:val="0"/>
+                <w:color w:val="000000"/>
+              </w:rPr>
+            </w:pPr>
+            <w:r>
+              <w:rPr>
+                <w:rStyle w:val="DefaultParagraphFont0"/>
                 <w:b w:val="0"/>
                 <w:bCs w:val="0"/>
                 <w:i w:val="0"/>
@@ -1908,7 +1884,7 @@
       </w:tr>
       <w:tr>
         <w:tblPrEx>
-          <w:tblW w:w="9326" w:type="dxa"/>
+          <w:tblW w:w="9306" w:type="dxa"/>
           <w:tblCellMar>
             <w:top w:w="15" w:type="dxa"/>
             <w:left w:w="15" w:type="dxa"/>
@@ -1930,9 +1906,9 @@
             </w:tcBorders>
             <w:noWrap w:val="0"/>
             <w:tcMar>
-              <w:top w:w="90" w:type="dxa"/>
-              <w:left w:w="100" w:type="dxa"/>
-              <w:bottom w:w="90" w:type="dxa"/>
+              <w:top w:w="80" w:type="dxa"/>
+              <w:left w:w="100" w:type="dxa"/>
+              <w:bottom w:w="80" w:type="dxa"/>
               <w:right w:w="100" w:type="dxa"/>
             </w:tcMar>
             <w:vAlign w:val="top"/>
@@ -1952,15 +1928,14 @@
             </w:pPr>
             <w:r>
               <w:rPr>
-                <w:rStyle w:val="DefaultParagraphFont0"/>
-                <w:b w:val="0"/>
-                <w:bCs w:val="0"/>
-                <w:i w:val="0"/>
-                <w:iCs w:val="0"/>
-                <w:smallCaps w:val="0"/>
-                <w:color w:val="000000"/>
-              </w:rPr>
-              <w:t>4</w:t>
+                <w:b w:val="0"/>
+                <w:bCs w:val="0"/>
+                <w:i w:val="0"/>
+                <w:iCs w:val="0"/>
+                <w:smallCaps w:val="0"/>
+                <w:color w:val="000000"/>
+              </w:rPr>
+              <w:t>3</w:t>
             </w:r>
           </w:p>
         </w:tc>
@@ -1975,42 +1950,43 @@
             </w:tcBorders>
             <w:noWrap w:val="0"/>
             <w:tcMar>
-              <w:top w:w="90" w:type="dxa"/>
-              <w:left w:w="100" w:type="dxa"/>
-              <w:bottom w:w="90" w:type="dxa"/>
-              <w:right w:w="100" w:type="dxa"/>
-            </w:tcMar>
-            <w:vAlign w:val="top"/>
-            <w:hideMark/>
-          </w:tcPr>
-          <w:p>
-            <w:pPr>
-              <w:rPr>
-                <w:b w:val="0"/>
-                <w:bCs w:val="0"/>
-                <w:i w:val="0"/>
-                <w:iCs w:val="0"/>
-                <w:smallCaps w:val="0"/>
-                <w:color w:val="000000"/>
-              </w:rPr>
-            </w:pPr>
-            <w:r>
-              <w:rPr>
-                <w:b w:val="0"/>
-                <w:bCs w:val="0"/>
-                <w:i w:val="0"/>
-                <w:iCs w:val="0"/>
-                <w:smallCaps w:val="0"/>
-                <w:color w:val="000000"/>
-              </w:rPr>
-              <w:t>Система готова к масштабированию</w:t>
+              <w:top w:w="80" w:type="dxa"/>
+              <w:left w:w="100" w:type="dxa"/>
+              <w:bottom w:w="80" w:type="dxa"/>
+              <w:right w:w="100" w:type="dxa"/>
+            </w:tcMar>
+            <w:vAlign w:val="top"/>
+            <w:hideMark/>
+          </w:tcPr>
+          <w:p>
+            <w:pPr>
+              <w:rPr>
+                <w:b w:val="0"/>
+                <w:bCs w:val="0"/>
+                <w:i w:val="0"/>
+                <w:iCs w:val="0"/>
+                <w:smallCaps w:val="0"/>
+                <w:color w:val="000000"/>
+              </w:rPr>
+            </w:pPr>
+            <w:r>
+              <w:rPr>
+                <w:rStyle w:val="DefaultParagraphFont0"/>
+                <w:b w:val="0"/>
+                <w:bCs w:val="0"/>
+                <w:i w:val="0"/>
+                <w:iCs w:val="0"/>
+                <w:smallCaps w:val="0"/>
+                <w:color w:val="000000"/>
+              </w:rPr>
+              <w:t>Необходимо иметь масштабируемую систему</w:t>
             </w:r>
           </w:p>
         </w:tc>
       </w:tr>
       <w:tr>
         <w:tblPrEx>
-          <w:tblW w:w="9326" w:type="dxa"/>
+          <w:tblW w:w="9306" w:type="dxa"/>
           <w:tblCellMar>
             <w:top w:w="15" w:type="dxa"/>
             <w:left w:w="15" w:type="dxa"/>
@@ -2032,9 +2008,9 @@
             </w:tcBorders>
             <w:noWrap w:val="0"/>
             <w:tcMar>
-              <w:top w:w="90" w:type="dxa"/>
-              <w:left w:w="100" w:type="dxa"/>
-              <w:bottom w:w="90" w:type="dxa"/>
+              <w:top w:w="80" w:type="dxa"/>
+              <w:left w:w="100" w:type="dxa"/>
+              <w:bottom w:w="80" w:type="dxa"/>
               <w:right w:w="100" w:type="dxa"/>
             </w:tcMar>
             <w:vAlign w:val="top"/>
@@ -2054,15 +2030,14 @@
             </w:pPr>
             <w:r>
               <w:rPr>
-                <w:rStyle w:val="DefaultParagraphFont0"/>
-                <w:b w:val="0"/>
-                <w:bCs w:val="0"/>
-                <w:i w:val="0"/>
-                <w:iCs w:val="0"/>
-                <w:smallCaps w:val="0"/>
-                <w:color w:val="000000"/>
-              </w:rPr>
-              <w:t>5</w:t>
+                <w:b w:val="0"/>
+                <w:bCs w:val="0"/>
+                <w:i w:val="0"/>
+                <w:iCs w:val="0"/>
+                <w:smallCaps w:val="0"/>
+                <w:color w:val="000000"/>
+              </w:rPr>
+              <w:t>4</w:t>
             </w:r>
           </w:p>
         </w:tc>
@@ -2077,9 +2052,9 @@
             </w:tcBorders>
             <w:noWrap w:val="0"/>
             <w:tcMar>
-              <w:top w:w="90" w:type="dxa"/>
-              <w:left w:w="100" w:type="dxa"/>
-              <w:bottom w:w="90" w:type="dxa"/>
+              <w:top w:w="80" w:type="dxa"/>
+              <w:left w:w="100" w:type="dxa"/>
+              <w:bottom w:w="80" w:type="dxa"/>
               <w:right w:w="100" w:type="dxa"/>
             </w:tcMar>
             <w:vAlign w:val="top"/>
@@ -2115,7 +2090,7 @@
       </w:tr>
       <w:tr>
         <w:tblPrEx>
-          <w:tblW w:w="9326" w:type="dxa"/>
+          <w:tblW w:w="9306" w:type="dxa"/>
           <w:tblCellMar>
             <w:top w:w="15" w:type="dxa"/>
             <w:left w:w="15" w:type="dxa"/>
@@ -2137,9 +2112,9 @@
             </w:tcBorders>
             <w:noWrap w:val="0"/>
             <w:tcMar>
-              <w:top w:w="90" w:type="dxa"/>
-              <w:left w:w="100" w:type="dxa"/>
-              <w:bottom w:w="90" w:type="dxa"/>
+              <w:top w:w="80" w:type="dxa"/>
+              <w:left w:w="100" w:type="dxa"/>
+              <w:bottom w:w="80" w:type="dxa"/>
               <w:right w:w="100" w:type="dxa"/>
             </w:tcMar>
             <w:vAlign w:val="top"/>
@@ -2159,15 +2134,14 @@
             </w:pPr>
             <w:r>
               <w:rPr>
-                <w:rStyle w:val="DefaultParagraphFont0"/>
-                <w:b w:val="0"/>
-                <w:bCs w:val="0"/>
-                <w:i w:val="0"/>
-                <w:iCs w:val="0"/>
-                <w:smallCaps w:val="0"/>
-                <w:color w:val="000000"/>
-              </w:rPr>
-              <w:t>6</w:t>
+                <w:b w:val="0"/>
+                <w:bCs w:val="0"/>
+                <w:i w:val="0"/>
+                <w:iCs w:val="0"/>
+                <w:smallCaps w:val="0"/>
+                <w:color w:val="000000"/>
+              </w:rPr>
+              <w:t>5</w:t>
             </w:r>
           </w:p>
         </w:tc>
@@ -2182,42 +2156,43 @@
             </w:tcBorders>
             <w:noWrap w:val="0"/>
             <w:tcMar>
-              <w:top w:w="90" w:type="dxa"/>
-              <w:left w:w="100" w:type="dxa"/>
-              <w:bottom w:w="90" w:type="dxa"/>
-              <w:right w:w="100" w:type="dxa"/>
-            </w:tcMar>
-            <w:vAlign w:val="top"/>
-            <w:hideMark/>
-          </w:tcPr>
-          <w:p>
-            <w:pPr>
-              <w:rPr>
-                <w:b w:val="0"/>
-                <w:bCs w:val="0"/>
-                <w:i w:val="0"/>
-                <w:iCs w:val="0"/>
-                <w:smallCaps w:val="0"/>
-                <w:color w:val="000000"/>
-              </w:rPr>
-            </w:pPr>
-            <w:r>
-              <w:rPr>
-                <w:b w:val="0"/>
-                <w:bCs w:val="0"/>
-                <w:i w:val="0"/>
-                <w:iCs w:val="0"/>
-                <w:smallCaps w:val="0"/>
-                <w:color w:val="000000"/>
-              </w:rPr>
-              <w:t>Работа в режиме 24/7</w:t>
+              <w:top w:w="80" w:type="dxa"/>
+              <w:left w:w="100" w:type="dxa"/>
+              <w:bottom w:w="80" w:type="dxa"/>
+              <w:right w:w="100" w:type="dxa"/>
+            </w:tcMar>
+            <w:vAlign w:val="top"/>
+            <w:hideMark/>
+          </w:tcPr>
+          <w:p>
+            <w:pPr>
+              <w:rPr>
+                <w:b w:val="0"/>
+                <w:bCs w:val="0"/>
+                <w:i w:val="0"/>
+                <w:iCs w:val="0"/>
+                <w:smallCaps w:val="0"/>
+                <w:color w:val="000000"/>
+              </w:rPr>
+            </w:pPr>
+            <w:r>
+              <w:rPr>
+                <w:rStyle w:val="DefaultParagraphFont0"/>
+                <w:b w:val="0"/>
+                <w:bCs w:val="0"/>
+                <w:i w:val="0"/>
+                <w:iCs w:val="0"/>
+                <w:smallCaps w:val="0"/>
+                <w:color w:val="000000"/>
+              </w:rPr>
+              <w:t>Система должна работать 24/7</w:t>
             </w:r>
           </w:p>
         </w:tc>
       </w:tr>
       <w:tr>
         <w:tblPrEx>
-          <w:tblW w:w="9326" w:type="dxa"/>
+          <w:tblW w:w="9306" w:type="dxa"/>
           <w:tblCellMar>
             <w:top w:w="15" w:type="dxa"/>
             <w:left w:w="15" w:type="dxa"/>
@@ -2239,9 +2214,9 @@
             </w:tcBorders>
             <w:noWrap w:val="0"/>
             <w:tcMar>
-              <w:top w:w="90" w:type="dxa"/>
-              <w:left w:w="100" w:type="dxa"/>
-              <w:bottom w:w="90" w:type="dxa"/>
+              <w:top w:w="80" w:type="dxa"/>
+              <w:left w:w="100" w:type="dxa"/>
+              <w:bottom w:w="80" w:type="dxa"/>
               <w:right w:w="100" w:type="dxa"/>
             </w:tcMar>
             <w:vAlign w:val="top"/>
@@ -2261,15 +2236,14 @@
             </w:pPr>
             <w:r>
               <w:rPr>
-                <w:rStyle w:val="DefaultParagraphFont0"/>
-                <w:b w:val="0"/>
-                <w:bCs w:val="0"/>
-                <w:i w:val="0"/>
-                <w:iCs w:val="0"/>
-                <w:smallCaps w:val="0"/>
-                <w:color w:val="000000"/>
-              </w:rPr>
-              <w:t>7</w:t>
+                <w:b w:val="0"/>
+                <w:bCs w:val="0"/>
+                <w:i w:val="0"/>
+                <w:iCs w:val="0"/>
+                <w:smallCaps w:val="0"/>
+                <w:color w:val="000000"/>
+              </w:rPr>
+              <w:t>6</w:t>
             </w:r>
           </w:p>
         </w:tc>
@@ -2284,42 +2258,43 @@
             </w:tcBorders>
             <w:noWrap w:val="0"/>
             <w:tcMar>
-              <w:top w:w="90" w:type="dxa"/>
-              <w:left w:w="100" w:type="dxa"/>
-              <w:bottom w:w="90" w:type="dxa"/>
-              <w:right w:w="100" w:type="dxa"/>
-            </w:tcMar>
-            <w:vAlign w:val="top"/>
-            <w:hideMark/>
-          </w:tcPr>
-          <w:p>
-            <w:pPr>
-              <w:rPr>
-                <w:b w:val="0"/>
-                <w:bCs w:val="0"/>
-                <w:i w:val="0"/>
-                <w:iCs w:val="0"/>
-                <w:smallCaps w:val="0"/>
-                <w:color w:val="000000"/>
-              </w:rPr>
-            </w:pPr>
-            <w:r>
-              <w:rPr>
-                <w:b w:val="0"/>
-                <w:bCs w:val="0"/>
-                <w:i w:val="0"/>
-                <w:iCs w:val="0"/>
-                <w:smallCaps w:val="0"/>
-                <w:color w:val="000000"/>
-              </w:rPr>
-              <w:t>Отклик в 99,9% случаев</w:t>
+              <w:top w:w="80" w:type="dxa"/>
+              <w:left w:w="100" w:type="dxa"/>
+              <w:bottom w:w="80" w:type="dxa"/>
+              <w:right w:w="100" w:type="dxa"/>
+            </w:tcMar>
+            <w:vAlign w:val="top"/>
+            <w:hideMark/>
+          </w:tcPr>
+          <w:p>
+            <w:pPr>
+              <w:rPr>
+                <w:b w:val="0"/>
+                <w:bCs w:val="0"/>
+                <w:i w:val="0"/>
+                <w:iCs w:val="0"/>
+                <w:smallCaps w:val="0"/>
+                <w:color w:val="000000"/>
+              </w:rPr>
+            </w:pPr>
+            <w:r>
+              <w:rPr>
+                <w:rStyle w:val="DefaultParagraphFont0"/>
+                <w:b w:val="0"/>
+                <w:bCs w:val="0"/>
+                <w:i w:val="0"/>
+                <w:iCs w:val="0"/>
+                <w:smallCaps w:val="0"/>
+                <w:color w:val="000000"/>
+              </w:rPr>
+              <w:t>Необхоидмо иметь высокий отклик - 99,9% </w:t>
             </w:r>
           </w:p>
         </w:tc>
       </w:tr>
       <w:tr>
         <w:tblPrEx>
-          <w:tblW w:w="9326" w:type="dxa"/>
+          <w:tblW w:w="9306" w:type="dxa"/>
           <w:tblCellMar>
             <w:top w:w="15" w:type="dxa"/>
             <w:left w:w="15" w:type="dxa"/>
@@ -2341,9 +2316,9 @@
             </w:tcBorders>
             <w:noWrap w:val="0"/>
             <w:tcMar>
-              <w:top w:w="90" w:type="dxa"/>
-              <w:left w:w="100" w:type="dxa"/>
-              <w:bottom w:w="90" w:type="dxa"/>
+              <w:top w:w="80" w:type="dxa"/>
+              <w:left w:w="100" w:type="dxa"/>
+              <w:bottom w:w="80" w:type="dxa"/>
               <w:right w:w="100" w:type="dxa"/>
             </w:tcMar>
             <w:vAlign w:val="top"/>
@@ -2363,15 +2338,14 @@
             </w:pPr>
             <w:r>
               <w:rPr>
-                <w:rStyle w:val="DefaultParagraphFont0"/>
-                <w:b w:val="0"/>
-                <w:bCs w:val="0"/>
-                <w:i w:val="0"/>
-                <w:iCs w:val="0"/>
-                <w:smallCaps w:val="0"/>
-                <w:color w:val="000000"/>
-              </w:rPr>
-              <w:t>8</w:t>
+                <w:b w:val="0"/>
+                <w:bCs w:val="0"/>
+                <w:i w:val="0"/>
+                <w:iCs w:val="0"/>
+                <w:smallCaps w:val="0"/>
+                <w:color w:val="000000"/>
+              </w:rPr>
+              <w:t>7</w:t>
             </w:r>
           </w:p>
         </w:tc>
@@ -2386,43 +2360,43 @@
             </w:tcBorders>
             <w:noWrap w:val="0"/>
             <w:tcMar>
-              <w:top w:w="90" w:type="dxa"/>
-              <w:left w:w="100" w:type="dxa"/>
-              <w:bottom w:w="90" w:type="dxa"/>
-              <w:right w:w="100" w:type="dxa"/>
-            </w:tcMar>
-            <w:vAlign w:val="top"/>
-            <w:hideMark/>
-          </w:tcPr>
-          <w:p>
-            <w:pPr>
-              <w:rPr>
-                <w:b w:val="0"/>
-                <w:bCs w:val="0"/>
-                <w:i w:val="0"/>
-                <w:iCs w:val="0"/>
-                <w:smallCaps w:val="0"/>
-                <w:color w:val="000000"/>
-              </w:rPr>
-            </w:pPr>
-            <w:r>
-              <w:rPr>
-                <w:rStyle w:val="DefaultParagraphFont0"/>
-                <w:b w:val="0"/>
-                <w:bCs w:val="0"/>
-                <w:i w:val="0"/>
-                <w:iCs w:val="0"/>
-                <w:smallCaps w:val="0"/>
-                <w:color w:val="000000"/>
-              </w:rPr>
-              <w:t>Добавить поддержку микросервисов и Kafka</w:t>
+              <w:top w:w="80" w:type="dxa"/>
+              <w:left w:w="100" w:type="dxa"/>
+              <w:bottom w:w="80" w:type="dxa"/>
+              <w:right w:w="100" w:type="dxa"/>
+            </w:tcMar>
+            <w:vAlign w:val="top"/>
+            <w:hideMark/>
+          </w:tcPr>
+          <w:p>
+            <w:pPr>
+              <w:rPr>
+                <w:b w:val="0"/>
+                <w:bCs w:val="0"/>
+                <w:i w:val="0"/>
+                <w:iCs w:val="0"/>
+                <w:smallCaps w:val="0"/>
+                <w:color w:val="000000"/>
+              </w:rPr>
+            </w:pPr>
+            <w:r>
+              <w:rPr>
+                <w:rStyle w:val="DefaultParagraphFont0"/>
+                <w:b w:val="0"/>
+                <w:bCs w:val="0"/>
+                <w:i w:val="0"/>
+                <w:iCs w:val="0"/>
+                <w:smallCaps w:val="0"/>
+                <w:color w:val="000000"/>
+              </w:rPr>
+              <w:t>Нужно добавить поддержку микросервисов и Kafka</w:t>
             </w:r>
           </w:p>
         </w:tc>
       </w:tr>
       <w:tr>
         <w:tblPrEx>
-          <w:tblW w:w="9326" w:type="dxa"/>
+          <w:tblW w:w="9306" w:type="dxa"/>
           <w:tblCellMar>
             <w:top w:w="15" w:type="dxa"/>
             <w:left w:w="15" w:type="dxa"/>
@@ -2444,9 +2418,9 @@
             </w:tcBorders>
             <w:noWrap w:val="0"/>
             <w:tcMar>
-              <w:top w:w="90" w:type="dxa"/>
-              <w:left w:w="100" w:type="dxa"/>
-              <w:bottom w:w="90" w:type="dxa"/>
+              <w:top w:w="80" w:type="dxa"/>
+              <w:left w:w="100" w:type="dxa"/>
+              <w:bottom w:w="80" w:type="dxa"/>
               <w:right w:w="100" w:type="dxa"/>
             </w:tcMar>
             <w:vAlign w:val="top"/>
@@ -2466,15 +2440,14 @@
             </w:pPr>
             <w:r>
               <w:rPr>
-                <w:rStyle w:val="DefaultParagraphFont0"/>
-                <w:b w:val="0"/>
-                <w:bCs w:val="0"/>
-                <w:i w:val="0"/>
-                <w:iCs w:val="0"/>
-                <w:smallCaps w:val="0"/>
-                <w:color w:val="000000"/>
-              </w:rPr>
-              <w:t>9</w:t>
+                <w:b w:val="0"/>
+                <w:bCs w:val="0"/>
+                <w:i w:val="0"/>
+                <w:iCs w:val="0"/>
+                <w:smallCaps w:val="0"/>
+                <w:color w:val="000000"/>
+              </w:rPr>
+              <w:t>8</w:t>
             </w:r>
           </w:p>
         </w:tc>
@@ -2489,42 +2462,43 @@
             </w:tcBorders>
             <w:noWrap w:val="0"/>
             <w:tcMar>
-              <w:top w:w="90" w:type="dxa"/>
-              <w:left w:w="100" w:type="dxa"/>
-              <w:bottom w:w="90" w:type="dxa"/>
-              <w:right w:w="100" w:type="dxa"/>
-            </w:tcMar>
-            <w:vAlign w:val="top"/>
-            <w:hideMark/>
-          </w:tcPr>
-          <w:p>
-            <w:pPr>
-              <w:rPr>
-                <w:b w:val="0"/>
-                <w:bCs w:val="0"/>
-                <w:i w:val="0"/>
-                <w:iCs w:val="0"/>
-                <w:smallCaps w:val="0"/>
-                <w:color w:val="000000"/>
-              </w:rPr>
-            </w:pPr>
-            <w:r>
-              <w:rPr>
-                <w:b w:val="0"/>
-                <w:bCs w:val="0"/>
-                <w:i w:val="0"/>
-                <w:iCs w:val="0"/>
-                <w:smallCaps w:val="0"/>
-                <w:color w:val="000000"/>
-              </w:rPr>
-              <w:t>Шифрование данных</w:t>
+              <w:top w:w="80" w:type="dxa"/>
+              <w:left w:w="100" w:type="dxa"/>
+              <w:bottom w:w="80" w:type="dxa"/>
+              <w:right w:w="100" w:type="dxa"/>
+            </w:tcMar>
+            <w:vAlign w:val="top"/>
+            <w:hideMark/>
+          </w:tcPr>
+          <w:p>
+            <w:pPr>
+              <w:rPr>
+                <w:b w:val="0"/>
+                <w:bCs w:val="0"/>
+                <w:i w:val="0"/>
+                <w:iCs w:val="0"/>
+                <w:smallCaps w:val="0"/>
+                <w:color w:val="000000"/>
+              </w:rPr>
+            </w:pPr>
+            <w:r>
+              <w:rPr>
+                <w:rStyle w:val="DefaultParagraphFont0"/>
+                <w:b w:val="0"/>
+                <w:bCs w:val="0"/>
+                <w:i w:val="0"/>
+                <w:iCs w:val="0"/>
+                <w:smallCaps w:val="0"/>
+                <w:color w:val="000000"/>
+              </w:rPr>
+              <w:t>Нужно шифровать данные</w:t>
             </w:r>
           </w:p>
         </w:tc>
       </w:tr>
       <w:tr>
         <w:tblPrEx>
-          <w:tblW w:w="9326" w:type="dxa"/>
+          <w:tblW w:w="9306" w:type="dxa"/>
           <w:tblCellMar>
             <w:top w:w="15" w:type="dxa"/>
             <w:left w:w="15" w:type="dxa"/>
@@ -2546,9 +2520,9 @@
             </w:tcBorders>
             <w:noWrap w:val="0"/>
             <w:tcMar>
-              <w:top w:w="90" w:type="dxa"/>
-              <w:left w:w="100" w:type="dxa"/>
-              <w:bottom w:w="90" w:type="dxa"/>
+              <w:top w:w="80" w:type="dxa"/>
+              <w:left w:w="100" w:type="dxa"/>
+              <w:bottom w:w="80" w:type="dxa"/>
               <w:right w:w="100" w:type="dxa"/>
             </w:tcMar>
             <w:vAlign w:val="top"/>
@@ -2578,9 +2552,9 @@
             </w:tcBorders>
             <w:noWrap w:val="0"/>
             <w:tcMar>
-              <w:top w:w="90" w:type="dxa"/>
-              <w:left w:w="100" w:type="dxa"/>
-              <w:bottom w:w="90" w:type="dxa"/>
+              <w:top w:w="80" w:type="dxa"/>
+              <w:left w:w="100" w:type="dxa"/>
+              <w:bottom w:w="80" w:type="dxa"/>
               <w:right w:w="100" w:type="dxa"/>
             </w:tcMar>
             <w:vAlign w:val="top"/>
@@ -2626,6 +2600,9 @@
         <w:spacing w:before="240" w:after="240"/>
       </w:pPr>
       <w:r>
+        <w:rPr>
+          <w:rStyle w:val="DefaultParagraphFont0"/>
+        </w:rPr>
         <w:t>Судя по описанию структуры компании, для разработки новых модулей можно использовать команду разработки интернет-банка.</w:t>
       </w:r>
     </w:p>
@@ -2864,7 +2841,7 @@
         <w:rPr>
           <w:rStyle w:val="DefaultParagraphFont0"/>
         </w:rPr>
-        <w:t xml:space="preserve">Стоит продумать масштабирование системы на несколько ЦОД-ов для  повышение скорости ответов пользователям по гео-признаку. </w:t>
+        <w:t>Стоит продумать масштабирование системы на несколько ЦОД-ов для  повышение скорости ответов пользователям по гео-признаку.</w:t>
         <w:br/>
         <w:t>Одновременно, это повысит общую надежность системы.</w:t>
       </w:r>
